--- a/data/revised_2026-10_full/tracked/v2/Maths/SS3.2_Rotation/Mathematics_Rotation_FinalExplanation_TeacherKey_TRACKED.docx
+++ b/data/revised_2026-10_full/tracked/v2/Maths/SS3.2_Rotation/Mathematics_Rotation_FinalExplanation_TeacherKey_TRACKED.docx
@@ -889,7 +889,7 @@
               </w:rPr>
               <w:t xml:space="preserve">(a) A </w:t>
             </w:r>
-            <w:del w:id="9001" w:author="Claude (AI) - proposed" w:date="2026-10-15T12:58:18Z">
+            <w:del w:id="9001" w:author="Claude (AI) - proposed" w:date="2026-10-18T00:31:28Z">
               <w:r>
                 <w:rPr>
                   <w:rFonts w:ascii="Arial" w:cs="Arial" w:eastAsia="Arial" w:hAnsi="Arial"/>
@@ -904,7 +904,7 @@
                 <w:delText xml:space="preserve">point</w:delText>
               </w:r>
             </w:del>
-            <w:ins w:id="9002" w:author="Claude (AI) - proposed" w:date="2026-10-15T12:58:18Z">
+            <w:ins w:id="9002" w:author="Claude (AI) - proposed" w:date="2026-10-18T00:31:28Z">
               <w:r>
                 <w:rPr>
                   <w:rFonts w:ascii="Arial" w:cs="Arial" w:eastAsia="Arial" w:hAnsi="Arial"/>
@@ -932,7 +932,7 @@
               </w:rPr>
               <w:t xml:space="preserve"> P(2,0)</w:t>
             </w:r>
-            <w:del w:id="9003" w:author="Claude (AI) - proposed" w:date="2026-10-15T12:58:18Z">
+            <w:del w:id="9003" w:author="Claude (AI) - proposed" w:date="2026-10-18T00:31:28Z">
               <w:r>
                 <w:rPr>
                   <w:rFonts w:ascii="Arial" w:cs="Arial" w:eastAsia="Arial" w:hAnsi="Arial"/>
@@ -960,7 +960,7 @@
               </w:rPr>
               <w:t xml:space="preserve"> to P'(0,2)</w:t>
             </w:r>
-            <w:del w:id="9004" w:author="Claude (AI) - proposed" w:date="2026-10-15T12:58:18Z">
+            <w:del w:id="9004" w:author="Claude (AI) - proposed" w:date="2026-10-18T00:31:28Z">
               <w:r>
                 <w:rPr>
                   <w:rFonts w:ascii="Arial" w:cs="Arial" w:eastAsia="Arial" w:hAnsi="Arial"/>
@@ -975,7 +975,7 @@
                 <w:delText xml:space="preserve"> and</w:delText>
               </w:r>
             </w:del>
-            <w:ins w:id="9005" w:author="Claude (AI) - proposed" w:date="2026-10-15T12:58:18Z">
+            <w:ins w:id="9005" w:author="Claude (AI) - proposed" w:date="2026-10-18T00:31:28Z">
               <w:r>
                 <w:rPr>
                   <w:rFonts w:ascii="Arial" w:cs="Arial" w:eastAsia="Arial" w:hAnsi="Arial"/>
@@ -1003,7 +1003,7 @@
               </w:rPr>
               <w:t xml:space="preserve"> Q(4,0)</w:t>
             </w:r>
-            <w:del w:id="9006" w:author="Claude (AI) - proposed" w:date="2026-10-15T12:58:18Z">
+            <w:del w:id="9006" w:author="Claude (AI) - proposed" w:date="2026-10-18T00:31:28Z">
               <w:r>
                 <w:rPr>
                   <w:rFonts w:ascii="Arial" w:cs="Arial" w:eastAsia="Arial" w:hAnsi="Arial"/>
@@ -1031,7 +1031,7 @@
               </w:rPr>
               <w:t xml:space="preserve"> to Q'(0,4) </w:t>
             </w:r>
-            <w:del w:id="9007" w:author="Claude (AI) - proposed" w:date="2026-10-15T12:58:18Z">
+            <w:del w:id="9007" w:author="Claude (AI) - proposed" w:date="2026-10-18T00:31:28Z">
               <w:r>
                 <w:rPr>
                   <w:rFonts w:ascii="Arial" w:cs="Arial" w:eastAsia="Arial" w:hAnsi="Arial"/>
@@ -1046,7 +1046,7 @@
                 <w:delText xml:space="preserve">by a rotation</w:delText>
               </w:r>
             </w:del>
-            <w:ins w:id="9008" w:author="Claude (AI) - proposed" w:date="2026-10-15T12:58:18Z">
+            <w:ins w:id="9008" w:author="Claude (AI) - proposed" w:date="2026-10-18T00:31:28Z">
               <w:r>
                 <w:rPr>
                   <w:rFonts w:ascii="Arial" w:cs="Arial" w:eastAsia="Arial" w:hAnsi="Arial"/>
@@ -1074,7 +1074,7 @@
               </w:rPr>
               <w:t xml:space="preserve">. Construct the perpendicular bisectors of PP'</w:t>
             </w:r>
-            <w:del w:id="9009" w:author="Claude (AI) - proposed" w:date="2026-10-15T12:58:18Z">
+            <w:del w:id="9009" w:author="Claude (AI) - proposed" w:date="2026-10-18T00:31:28Z">
               <w:r>
                 <w:rPr>
                   <w:rFonts w:ascii="Arial" w:cs="Arial" w:eastAsia="Arial" w:hAnsi="Arial"/>
@@ -1089,7 +1089,7 @@
                 <w:delText xml:space="preserve"> and</w:delText>
               </w:r>
             </w:del>
-            <w:ins w:id="9010" w:author="Claude (AI) - proposed" w:date="2026-10-15T12:58:18Z">
+            <w:ins w:id="9010" w:author="Claude (AI) - proposed" w:date="2026-10-18T00:31:28Z">
               <w:r>
                 <w:rPr>
                   <w:rFonts w:ascii="Arial" w:cs="Arial" w:eastAsia="Arial" w:hAnsi="Arial"/>
@@ -1117,7 +1117,7 @@
               </w:rPr>
               <w:t xml:space="preserve"> QQ' and </w:t>
             </w:r>
-            <w:del w:id="9011" w:author="Claude (AI) - proposed" w:date="2026-10-15T12:58:18Z">
+            <w:del w:id="9011" w:author="Claude (AI) - proposed" w:date="2026-10-18T00:31:28Z">
               <w:r>
                 <w:rPr>
                   <w:rFonts w:ascii="Arial" w:cs="Arial" w:eastAsia="Arial" w:hAnsi="Arial"/>
@@ -1132,7 +1132,7 @@
                 <w:delText xml:space="preserve">compare them. Can you find the centre from these two? Then a third pair, R(3,2) → R'(-2,3), is given. Construct its perpendicular bisector too</w:delText>
               </w:r>
             </w:del>
-            <w:ins w:id="9012" w:author="Claude (AI) - proposed" w:date="2026-10-15T12:58:18Z">
+            <w:ins w:id="9012" w:author="Claude (AI) - proposed" w:date="2026-10-18T00:31:28Z">
               <w:r>
                 <w:rPr>
                   <w:rFonts w:ascii="Arial" w:cs="Arial" w:eastAsia="Arial" w:hAnsi="Arial"/>
@@ -1160,7 +1160,7 @@
               </w:rPr>
               <w:t xml:space="preserve">. Explain what you found about the </w:t>
             </w:r>
-            <w:del w:id="9013" w:author="Claude (AI) - proposed" w:date="2026-10-15T12:58:18Z">
+            <w:del w:id="9013" w:author="Claude (AI) - proposed" w:date="2026-10-18T00:31:28Z">
               <w:r>
                 <w:rPr>
                   <w:rFonts w:ascii="Arial" w:cs="Arial" w:eastAsia="Arial" w:hAnsi="Arial"/>
@@ -1175,7 +1175,7 @@
                 <w:delText xml:space="preserve">bisectors</w:delText>
               </w:r>
             </w:del>
-            <w:ins w:id="9014" w:author="Claude (AI) - proposed" w:date="2026-10-15T12:58:18Z">
+            <w:ins w:id="9014" w:author="Claude (AI) - proposed" w:date="2026-10-18T00:31:28Z">
               <w:r>
                 <w:rPr>
                   <w:rFonts w:ascii="Arial" w:cs="Arial" w:eastAsia="Arial" w:hAnsi="Arial"/>
@@ -1250,10 +1250,10 @@
               <w:spacing w:after="40" w:before="0"/>
               <w:jc w:val="left"/>
               <w:rPr>
-                <w:ins w:id="9016" w:author="Claude (AI) - proposed" w:date="2026-10-15T12:58:18Z"/>
-              </w:rPr>
-            </w:pPr>
-            <w:ins w:id="9015" w:author="Claude (AI) - proposed" w:date="2026-10-15T12:58:18Z">
+                <w:ins w:id="9016" w:author="Claude (AI) - proposed" w:date="2026-10-18T00:31:28Z"/>
+              </w:rPr>
+            </w:pPr>
+            <w:ins w:id="9015" w:author="Claude (AI) - proposed" w:date="2026-10-18T00:31:28Z">
               <w:r>
                 <w:rPr>
                   <w:rFonts w:ascii="Arial" w:cs="Arial" w:eastAsia="Arial" w:hAnsi="Arial"/>
@@ -1348,10 +1348,10 @@
               <w:spacing w:after="40" w:before="0"/>
               <w:jc w:val="left"/>
               <w:rPr>
-                <w:ins w:id="9018" w:author="Claude (AI) - proposed" w:date="2026-10-15T12:58:18Z"/>
-              </w:rPr>
-            </w:pPr>
-            <w:ins w:id="9017" w:author="Claude (AI) - proposed" w:date="2026-10-15T12:58:18Z">
+                <w:ins w:id="9018" w:author="Claude (AI) - proposed" w:date="2026-10-18T00:31:28Z"/>
+              </w:rPr>
+            </w:pPr>
+            <w:ins w:id="9017" w:author="Claude (AI) - proposed" w:date="2026-10-18T00:31:28Z">
               <w:r>
                 <w:rPr>
                   <w:rFonts w:ascii="Arial" w:cs="Arial" w:eastAsia="Arial" w:hAnsi="Arial"/>
@@ -2699,7 +2699,7 @@
               </w:rPr>
               <w:t xml:space="preserve">(b) Key inquiry question</w:t>
             </w:r>
-            <w:del w:id="9019" w:author="Claude (AI) - proposed" w:date="2026-10-15T12:58:18Z">
+            <w:del w:id="9019" w:author="Claude (AI) - proposed" w:date="2026-10-18T00:31:28Z">
               <w:r>
                 <w:rPr>
                   <w:rFonts w:ascii="Arial" w:cs="Arial" w:eastAsia="Arial" w:hAnsi="Arial"/>
@@ -2714,7 +2714,7 @@
                 <w:delText xml:space="preserve"> 1: How do we use rotation</w:delText>
               </w:r>
             </w:del>
-            <w:ins w:id="9020" w:author="Claude (AI) - proposed" w:date="2026-10-15T12:58:18Z">
+            <w:ins w:id="9020" w:author="Claude (AI) - proposed" w:date="2026-10-18T00:31:28Z">
               <w:r>
                 <w:rPr>
                   <w:rFonts w:ascii="Arial" w:cs="Arial" w:eastAsia="Arial" w:hAnsi="Arial"/>
@@ -2762,7 +2762,7 @@
               </w:rPr>
               <w:t xml:space="preserve">(c) </w:t>
             </w:r>
-            <w:del w:id="9021" w:author="Claude (AI) - proposed" w:date="2026-10-15T12:58:18Z">
+            <w:del w:id="9021" w:author="Claude (AI) - proposed" w:date="2026-10-18T00:31:28Z">
               <w:r>
                 <w:rPr>
                   <w:rFonts w:ascii="Arial" w:cs="Arial" w:eastAsia="Arial" w:hAnsi="Arial"/>
@@ -2777,7 +2777,7 @@
                 <w:delText xml:space="preserve">Key inquiry question 2: Where do we apply rotational symmetry in day-to-day life? Give three examples</w:delText>
               </w:r>
             </w:del>
-            <w:ins w:id="9022" w:author="Claude (AI) - proposed" w:date="2026-10-15T12:58:18Z">
+            <w:ins w:id="9022" w:author="Claude (AI) - proposed" w:date="2026-10-18T00:31:28Z">
               <w:r>
                 <w:rPr>
                   <w:rFonts w:ascii="Arial" w:cs="Arial" w:eastAsia="Arial" w:hAnsi="Arial"/>
@@ -3171,7 +3171,7 @@
               <w:spacing w:after="40" w:before="0"/>
               <w:jc w:val="left"/>
             </w:pPr>
-            <w:ins w:id="9023" w:author="Claude (AI) - proposed" w:date="2026-10-15T12:58:18Z">
+            <w:ins w:id="9023" w:author="Claude (AI) - proposed" w:date="2026-10-18T00:31:28Z">
               <w:r>
                 <w:rPr>
                   <w:rFonts w:ascii="Arial" w:cs="Arial" w:eastAsia="Arial" w:hAnsi="Arial"/>
@@ -3219,7 +3219,7 @@
               <w:spacing w:after="40" w:before="0"/>
               <w:jc w:val="left"/>
             </w:pPr>
-            <w:ins w:id="9024" w:author="Claude (AI) - proposed" w:date="2026-10-15T12:58:18Z">
+            <w:ins w:id="9024" w:author="Claude (AI) - proposed" w:date="2026-10-18T00:31:28Z">
               <w:r>
                 <w:rPr>
                   <w:rFonts w:ascii="Arial" w:cs="Arial" w:eastAsia="Arial" w:hAnsi="Arial"/>
@@ -3267,7 +3267,7 @@
               <w:spacing w:after="40" w:before="0"/>
               <w:jc w:val="left"/>
             </w:pPr>
-            <w:ins w:id="9025" w:author="Claude (AI) - proposed" w:date="2026-10-15T12:58:18Z">
+            <w:ins w:id="9025" w:author="Claude (AI) - proposed" w:date="2026-10-18T00:31:28Z">
               <w:r>
                 <w:rPr>
                   <w:rFonts w:ascii="Arial" w:cs="Arial" w:eastAsia="Arial" w:hAnsi="Arial"/>
@@ -3350,7 +3350,7 @@
               <w:spacing w:after="40" w:before="0"/>
               <w:jc w:val="left"/>
             </w:pPr>
-            <w:ins w:id="9026" w:author="Claude (AI) - proposed" w:date="2026-10-15T12:58:18Z">
+            <w:ins w:id="9026" w:author="Claude (AI) - proposed" w:date="2026-10-18T00:31:28Z">
               <w:r>
                 <w:rPr>
                   <w:rFonts w:ascii="Arial" w:cs="Arial" w:eastAsia="Arial" w:hAnsi="Arial"/>
@@ -3398,7 +3398,7 @@
               <w:spacing w:after="40" w:before="0"/>
               <w:jc w:val="left"/>
             </w:pPr>
-            <w:ins w:id="9027" w:author="Claude (AI) - proposed" w:date="2026-10-15T12:58:18Z">
+            <w:ins w:id="9027" w:author="Claude (AI) - proposed" w:date="2026-10-18T00:31:28Z">
               <w:r>
                 <w:rPr>
                   <w:rFonts w:ascii="Arial" w:cs="Arial" w:eastAsia="Arial" w:hAnsi="Arial"/>
@@ -3446,7 +3446,7 @@
               <w:spacing w:after="40" w:before="0"/>
               <w:jc w:val="left"/>
             </w:pPr>
-            <w:ins w:id="9028" w:author="Claude (AI) - proposed" w:date="2026-10-15T12:58:18Z">
+            <w:ins w:id="9028" w:author="Claude (AI) - proposed" w:date="2026-10-18T00:31:28Z">
               <w:r>
                 <w:rPr>
                   <w:rFonts w:ascii="Arial" w:cs="Arial" w:eastAsia="Arial" w:hAnsi="Arial"/>
@@ -3509,7 +3509,7 @@
               </w:rPr>
               <w:t xml:space="preserve">Calculations with centre finding, symmetry </w:t>
             </w:r>
-            <w:ins w:id="9029" w:author="Claude (AI) - proposed" w:date="2026-10-15T12:58:18Z">
+            <w:ins w:id="9029" w:author="Claude (AI) - proposed" w:date="2026-10-18T00:31:28Z">
               <w:r>
                 <w:rPr>
                   <w:rFonts w:ascii="Arial" w:cs="Arial" w:eastAsia="Arial" w:hAnsi="Arial"/>
@@ -3557,7 +3557,7 @@
               <w:spacing w:after="40" w:before="0"/>
               <w:jc w:val="left"/>
             </w:pPr>
-            <w:ins w:id="9030" w:author="Claude (AI) - proposed" w:date="2026-10-15T12:58:18Z">
+            <w:ins w:id="9030" w:author="Claude (AI) - proposed" w:date="2026-10-18T00:31:28Z">
               <w:r>
                 <w:rPr>
                   <w:rFonts w:ascii="Arial" w:cs="Arial" w:eastAsia="Arial" w:hAnsi="Arial"/>
@@ -3585,7 +3585,7 @@
               </w:rPr>
               <w:t xml:space="preserve">Explains that the first two bisectors coincide and so give no unique intersection, uses a third bisector to find the centre O(0,0) and +90°, gives correct orders and angles using 360° ÷ order</w:t>
             </w:r>
-            <w:ins w:id="9031" w:author="Claude (AI) - proposed" w:date="2026-10-15T12:58:18Z">
+            <w:ins w:id="9031" w:author="Claude (AI) - proposed" w:date="2026-10-18T00:31:28Z">
               <w:r>
                 <w:rPr>
                   <w:rFonts w:ascii="Arial" w:cs="Arial" w:eastAsia="Arial" w:hAnsi="Arial"/>
@@ -3633,7 +3633,7 @@
               <w:spacing w:after="40" w:before="0"/>
               <w:jc w:val="left"/>
             </w:pPr>
-            <w:ins w:id="9032" w:author="Claude (AI) - proposed" w:date="2026-10-15T12:58:18Z">
+            <w:ins w:id="9032" w:author="Claude (AI) - proposed" w:date="2026-10-18T00:31:28Z">
               <w:r>
                 <w:rPr>
                   <w:rFonts w:ascii="Arial" w:cs="Arial" w:eastAsia="Arial" w:hAnsi="Arial"/>
@@ -3681,7 +3681,7 @@
               <w:spacing w:after="40" w:before="0"/>
               <w:jc w:val="left"/>
             </w:pPr>
-            <w:ins w:id="9033" w:author="Claude (AI) - proposed" w:date="2026-10-15T12:58:18Z">
+            <w:ins w:id="9033" w:author="Claude (AI) - proposed" w:date="2026-10-18T00:31:28Z">
               <w:r>
                 <w:rPr>
                   <w:rFonts w:ascii="Arial" w:cs="Arial" w:eastAsia="Arial" w:hAnsi="Arial"/>
@@ -3709,7 +3709,7 @@
               </w:rPr>
               <w:t xml:space="preserve">Several values are incorrect or missing</w:t>
             </w:r>
-            <w:ins w:id="9034" w:author="Claude (AI) - proposed" w:date="2026-10-15T12:58:18Z">
+            <w:ins w:id="9034" w:author="Claude (AI) - proposed" w:date="2026-10-18T00:31:28Z">
               <w:r>
                 <w:rPr>
                   <w:rFonts w:ascii="Arial" w:cs="Arial" w:eastAsia="Arial" w:hAnsi="Arial"/>
@@ -3792,7 +3792,7 @@
               <w:spacing w:after="40" w:before="0"/>
               <w:jc w:val="left"/>
             </w:pPr>
-            <w:ins w:id="9035" w:author="Claude (AI) - proposed" w:date="2026-10-15T12:58:18Z">
+            <w:ins w:id="9035" w:author="Claude (AI) - proposed" w:date="2026-10-18T00:31:28Z">
               <w:r>
                 <w:rPr>
                   <w:rFonts w:ascii="Arial" w:cs="Arial" w:eastAsia="Arial" w:hAnsi="Arial"/>
@@ -3840,7 +3840,7 @@
               <w:spacing w:after="40" w:before="0"/>
               <w:jc w:val="left"/>
             </w:pPr>
-            <w:ins w:id="9036" w:author="Claude (AI) - proposed" w:date="2026-10-15T12:58:18Z">
+            <w:ins w:id="9036" w:author="Claude (AI) - proposed" w:date="2026-10-18T00:31:28Z">
               <w:r>
                 <w:rPr>
                   <w:rFonts w:ascii="Arial" w:cs="Arial" w:eastAsia="Arial" w:hAnsi="Arial"/>
@@ -3888,7 +3888,7 @@
               <w:spacing w:after="40" w:before="0"/>
               <w:jc w:val="left"/>
             </w:pPr>
-            <w:ins w:id="9037" w:author="Claude (AI) - proposed" w:date="2026-10-15T12:58:18Z">
+            <w:ins w:id="9037" w:author="Claude (AI) - proposed" w:date="2026-10-18T00:31:28Z">
               <w:r>
                 <w:rPr>
                   <w:rFonts w:ascii="Arial" w:cs="Arial" w:eastAsia="Arial" w:hAnsi="Arial"/>
@@ -3971,7 +3971,7 @@
               <w:spacing w:after="40" w:before="0"/>
               <w:jc w:val="left"/>
             </w:pPr>
-            <w:ins w:id="9038" w:author="Claude (AI) - proposed" w:date="2026-10-15T12:58:18Z">
+            <w:ins w:id="9038" w:author="Claude (AI) - proposed" w:date="2026-10-18T00:31:28Z">
               <w:r>
                 <w:rPr>
                   <w:rFonts w:ascii="Arial" w:cs="Arial" w:eastAsia="Arial" w:hAnsi="Arial"/>
@@ -4019,7 +4019,7 @@
               <w:spacing w:after="40" w:before="0"/>
               <w:jc w:val="left"/>
             </w:pPr>
-            <w:ins w:id="9039" w:author="Claude (AI) - proposed" w:date="2026-10-15T12:58:18Z">
+            <w:ins w:id="9039" w:author="Claude (AI) - proposed" w:date="2026-10-18T00:31:28Z">
               <w:r>
                 <w:rPr>
                   <w:rFonts w:ascii="Arial" w:cs="Arial" w:eastAsia="Arial" w:hAnsi="Arial"/>
@@ -4067,7 +4067,7 @@
               <w:spacing w:after="40" w:before="0"/>
               <w:jc w:val="left"/>
             </w:pPr>
-            <w:ins w:id="9040" w:author="Claude (AI) - proposed" w:date="2026-10-15T12:58:18Z">
+            <w:ins w:id="9040" w:author="Claude (AI) - proposed" w:date="2026-10-18T00:31:28Z">
               <w:r>
                 <w:rPr>
                   <w:rFonts w:ascii="Arial" w:cs="Arial" w:eastAsia="Arial" w:hAnsi="Arial"/>
@@ -4217,7 +4217,7 @@
         </w:rPr>
         <w:t xml:space="preserve">© 2026 SeaVuria and ARES. This work is licensed under a </w:t>
       </w:r>
-      <w:hyperlink w:history="1" r:id="rIdfcjwc9z7sr_czaqeniqwm">
+      <w:hyperlink w:history="1" r:id="rId6ziaq_2z6o4w7a9tjkbuy">
         <w:r>
           <w:rPr>
             <w:rFonts w:ascii="Arial" w:cs="Arial" w:eastAsia="Arial" w:hAnsi="Arial"/>
@@ -4237,7 +4237,7 @@
         </w:rPr>
         <w:t xml:space="preserve"> (</w:t>
       </w:r>
-      <w:hyperlink w:history="1" r:id="rIdetscoalrgtg5jenvpanov">
+      <w:hyperlink w:history="1" r:id="rIdecxnnhj5mpbbt-8warz0s">
         <w:r>
           <w:rPr>
             <w:rFonts w:ascii="Arial" w:cs="Arial" w:eastAsia="Arial" w:hAnsi="Arial"/>
@@ -4257,7 +4257,7 @@
         </w:rPr>
         <w:t xml:space="preserve">). To view a copy of this license, visit </w:t>
       </w:r>
-      <w:hyperlink w:history="1" r:id="rId-yv55e4sf2tvrljhd_idc">
+      <w:hyperlink w:history="1" r:id="rIdn2mv7_napyiudqwyvby30">
         <w:r>
           <w:rPr>
             <w:rFonts w:ascii="Arial" w:cs="Arial" w:eastAsia="Arial" w:hAnsi="Arial"/>
